--- a/evidence/FISA Project.docx
+++ b/evidence/FISA Project.docx
@@ -769,6 +769,81 @@
             </a:graphic>
           </wp:inline>
         </w:drawing>
+      </w:r>
+    </w:p>
+    <w:p>
+      <w:pPr>
+        <w:pStyle w:val="Heading2"/>
+      </w:pPr>
+      <w:r>
+        <w:t>B8. Feature branch</w:t>
+      </w:r>
+    </w:p>
+    <w:p>
+      <w:r>
+        <w:t>Create and switch to a feature branch before making a new change to the project</w:t>
+      </w:r>
+    </w:p>
+    <w:p>
+      <w:pPr>
+        <w:rPr>
+          <w:b/>
+          <w:bCs/>
+        </w:rPr>
+      </w:pPr>
+      <w:r>
+        <w:rPr>
+          <w:noProof/>
+          <w14:ligatures w14:val="standardContextual"/>
+        </w:rPr>
+        <w:drawing>
+          <wp:inline distT="0" distB="0" distL="0" distR="0" wp14:anchorId="102DF1DB" wp14:editId="61C72CC5">
+            <wp:extent cx="5731510" cy="753110"/>
+            <wp:effectExtent l="0" t="0" r="2540" b="8890"/>
+            <wp:docPr id="710149418" name="Picture 1" descr="The image depicts a code snippet from a GitHub repository, specifically a command line interface output showing the process of switching to a new branch named 'colour-fix' in a Git repository.&#10;&#10;AI-generated content may be incorrect."/>
+            <wp:cNvGraphicFramePr>
+              <a:graphicFrameLocks xmlns:a="http://schemas.openxmlformats.org/drawingml/2006/main" noChangeAspect="1"/>
+            </wp:cNvGraphicFramePr>
+            <a:graphic xmlns:a="http://schemas.openxmlformats.org/drawingml/2006/main">
+              <a:graphicData uri="http://schemas.openxmlformats.org/drawingml/2006/picture">
+                <pic:pic xmlns:pic="http://schemas.openxmlformats.org/drawingml/2006/picture">
+                  <pic:nvPicPr>
+                    <pic:cNvPr id="710149418" name="Picture 1" descr="The image depicts a code snippet from a GitHub repository, specifically a command line interface output showing the process of switching to a new branch named 'colour-fix' in a Git repository.&#10;&#10;AI-generated content may be incorrect."/>
+                    <pic:cNvPicPr/>
+                  </pic:nvPicPr>
+                  <pic:blipFill>
+                    <a:blip r:embed="rId15"/>
+                    <a:stretch>
+                      <a:fillRect/>
+                    </a:stretch>
+                  </pic:blipFill>
+                  <pic:spPr>
+                    <a:xfrm>
+                      <a:off x="0" y="0"/>
+                      <a:ext cx="5731510" cy="753110"/>
+                    </a:xfrm>
+                    <a:prstGeom prst="rect">
+                      <a:avLst/>
+                    </a:prstGeom>
+                  </pic:spPr>
+                </pic:pic>
+              </a:graphicData>
+            </a:graphic>
+          </wp:inline>
+        </w:drawing>
+      </w:r>
+    </w:p>
+    <w:p>
+      <w:pPr>
+        <w:pStyle w:val="Heading2"/>
+      </w:pPr>
+      <w:r>
+        <w:t>B9. Stage and commit</w:t>
+      </w:r>
+    </w:p>
+    <w:p>
+      <w:r>
+        <w:t>Stage a suitable change and create a commit with a clear message describing what changed.</w:t>
       </w:r>
     </w:p>
     <w:p>

--- a/evidence/FISA Project.docx
+++ b/evidence/FISA Project.docx
@@ -129,15 +129,7 @@
     </w:p>
     <w:p>
       <w:r>
-        <w:t xml:space="preserve">Read the values from the order form. Convert quantity and unit price to numbers before performing arithmetic. Calculate the subtotal as quantity × unit price. Apply a </w:t>
-      </w:r>
-      <w:proofErr w:type="gramStart"/>
-      <w:r>
-        <w:t>10% member</w:t>
-      </w:r>
-      <w:proofErr w:type="gramEnd"/>
-      <w:r>
-        <w:t xml:space="preserve"> discount only when the customer is a member. Display a readable summary showing customer name, product, subtotal, discount amount and final total.</w:t>
+        <w:t>Read the values from the order form. Convert quantity and unit price to numbers before performing arithmetic. Calculate the subtotal as quantity × unit price. Apply a 10% member discount only when the customer is a member. Display a readable summary showing customer name, product, subtotal, discount amount and final total.</w:t>
       </w:r>
     </w:p>
     <w:p>
@@ -255,7 +247,6 @@
           <w:noProof/>
           <w14:ligatures w14:val="standardContextual"/>
         </w:rPr>
-        <w:lastRenderedPageBreak/>
         <w:drawing>
           <wp:inline distT="0" distB="0" distL="0" distR="0" wp14:anchorId="778D7F1D" wp14:editId="0FB74FC9">
             <wp:extent cx="5731510" cy="8734425"/>
@@ -299,7 +290,6 @@
           <w:noProof/>
           <w14:ligatures w14:val="standardContextual"/>
         </w:rPr>
-        <w:lastRenderedPageBreak/>
         <w:drawing>
           <wp:inline distT="0" distB="0" distL="0" distR="0" wp14:anchorId="6FB77EEB" wp14:editId="1F4141D5">
             <wp:extent cx="5731510" cy="8574405"/>
@@ -343,7 +333,6 @@
         <w:pStyle w:val="Heading2"/>
       </w:pPr>
       <w:r>
-        <w:lastRenderedPageBreak/>
         <w:t>B4. Validation and form event</w:t>
       </w:r>
     </w:p>
@@ -357,31 +346,7 @@
     </w:p>
     <w:p>
       <w:r>
-        <w:t xml:space="preserve">Handle the order form </w:t>
-      </w:r>
-      <w:proofErr w:type="gramStart"/>
-      <w:r>
-        <w:t>submit</w:t>
-      </w:r>
-      <w:proofErr w:type="gramEnd"/>
-      <w:r>
-        <w:t xml:space="preserve"> </w:t>
-      </w:r>
-      <w:proofErr w:type="gramStart"/>
-      <w:r>
-        <w:t>event</w:t>
-      </w:r>
-      <w:proofErr w:type="gramEnd"/>
-      <w:r>
-        <w:t xml:space="preserve"> in JavaScript and </w:t>
-      </w:r>
-      <w:proofErr w:type="gramStart"/>
-      <w:r>
-        <w:t>prevent</w:t>
-      </w:r>
-      <w:proofErr w:type="gramEnd"/>
-      <w:r>
-        <w:t xml:space="preserve"> the browser's default submission. Do not process the order when required fields are empty, quantity is not a positive whole number, or unit price is not a valid positive number. Display clear validation feedback using a text-safe DOM approach. When the data is valid, display a success message and continue processing</w:t>
+        <w:t>Handle the order form submit event in JavaScript and prevent the browser's default submission. Do not process the order when required fields are empty, quantity is not a positive whole number, or unit price is not a valid positive number. Display clear validation feedback using a text-safe DOM approach. When the data is valid, display a success message and continue processing</w:t>
       </w:r>
     </w:p>
     <w:p>
@@ -476,7 +441,6 @@
           <w:noProof/>
           <w14:ligatures w14:val="standardContextual"/>
         </w:rPr>
-        <w:lastRenderedPageBreak/>
         <w:drawing>
           <wp:inline distT="0" distB="0" distL="0" distR="0" wp14:anchorId="71EA6EDA" wp14:editId="5C010A45">
             <wp:extent cx="5731510" cy="2837180"/>
@@ -576,45 +540,7 @@
     </w:p>
     <w:p>
       <w:r>
-        <w:t xml:space="preserve">When a valid order is submitted, create an order object and add it to an </w:t>
-      </w:r>
-      <w:proofErr w:type="gramStart"/>
-      <w:r>
-        <w:t>orders</w:t>
-      </w:r>
-      <w:proofErr w:type="gramEnd"/>
-      <w:r>
-        <w:t xml:space="preserve"> array. Each order must include an id, </w:t>
-      </w:r>
-      <w:proofErr w:type="spellStart"/>
-      <w:proofErr w:type="gramStart"/>
-      <w:r>
-        <w:t>customerName</w:t>
-      </w:r>
-      <w:proofErr w:type="spellEnd"/>
-      <w:proofErr w:type="gramEnd"/>
-      <w:r>
-        <w:t xml:space="preserve">, </w:t>
-      </w:r>
-      <w:proofErr w:type="spellStart"/>
-      <w:proofErr w:type="gramStart"/>
-      <w:r>
-        <w:t>productName</w:t>
-      </w:r>
-      <w:proofErr w:type="spellEnd"/>
-      <w:proofErr w:type="gramEnd"/>
-      <w:r>
-        <w:t xml:space="preserve">, </w:t>
-      </w:r>
-      <w:proofErr w:type="spellStart"/>
-      <w:proofErr w:type="gramStart"/>
-      <w:r>
-        <w:t>finalTotal</w:t>
-      </w:r>
-      <w:proofErr w:type="spellEnd"/>
-      <w:proofErr w:type="gramEnd"/>
-      <w:r>
-        <w:t xml:space="preserve"> and status. Display the orders on the page. Add a simple button next to each order that changes its status from Pending to Ready. Update the correct order object and then update the status shown on the page. It is sufficient for the button to perform this one status change.</w:t>
+        <w:t>When a valid order is submitted, create an order object and add it to an orders array. Each order must include an id, customerName, productName, finalTotal and status. Display the orders on the page. Add a simple button next to each order that changes its status from Pending to Ready. Update the correct order object and then update the status shown on the page. It is sufficient for the button to perform this one status change.</w:t>
       </w:r>
     </w:p>
     <w:p/>
@@ -636,11 +562,7 @@
     </w:p>
     <w:p>
       <w:r>
-        <w:t xml:space="preserve">Add a simple status filter that lets the user show All orders, Pending orders or Ready orders. Use the orders array to display only the matching records. Then use the browser console and at least one breakpoint or step-through action to inspect the order workflow. Run and record at least three tests: one normal order, one </w:t>
-      </w:r>
-      <w:r>
-        <w:lastRenderedPageBreak/>
-        <w:t>member order and one invalid order or status-filter case. Compare the expected and actual result and correct any defect found.</w:t>
+        <w:t>Add a simple status filter that lets the user show All orders, Pending orders or Ready orders. Use the orders array to display only the matching records. Then use the browser console and at least one breakpoint or step-through action to inspect the order workflow. Run and record at least three tests: one normal order, one member order and one invalid order or status-filter case. Compare the expected and actual result and correct any defect found.</w:t>
       </w:r>
     </w:p>
     <w:p/>
@@ -773,6 +695,55 @@
     </w:p>
     <w:p>
       <w:pPr>
+        <w:rPr>
+          <w:b/>
+          <w:bCs/>
+        </w:rPr>
+      </w:pPr>
+      <w:r>
+        <w:rPr>
+          <w:noProof/>
+          <w14:ligatures w14:val="standardContextual"/>
+        </w:rPr>
+        <w:drawing>
+          <wp:inline distT="0" distB="0" distL="0" distR="0" wp14:anchorId="2ADD51B2" wp14:editId="203A7EE0">
+            <wp:extent cx="5731510" cy="3856355"/>
+            <wp:effectExtent l="0" t="0" r="2540" b="0"/>
+            <wp:docPr id="1285031334" name="Picture 1" descr="README.md&#10;&#10;AI-generated content may be incorrect."/>
+            <wp:cNvGraphicFramePr>
+              <a:graphicFrameLocks xmlns:a="http://schemas.openxmlformats.org/drawingml/2006/main" noChangeAspect="1"/>
+            </wp:cNvGraphicFramePr>
+            <a:graphic xmlns:a="http://schemas.openxmlformats.org/drawingml/2006/main">
+              <a:graphicData uri="http://schemas.openxmlformats.org/drawingml/2006/picture">
+                <pic:pic xmlns:pic="http://schemas.openxmlformats.org/drawingml/2006/picture">
+                  <pic:nvPicPr>
+                    <pic:cNvPr id="1285031334" name="Picture 1" descr="README.md&#10;&#10;AI-generated content may be incorrect."/>
+                    <pic:cNvPicPr/>
+                  </pic:nvPicPr>
+                  <pic:blipFill>
+                    <a:blip r:embed="rId15"/>
+                    <a:stretch>
+                      <a:fillRect/>
+                    </a:stretch>
+                  </pic:blipFill>
+                  <pic:spPr>
+                    <a:xfrm>
+                      <a:off x="0" y="0"/>
+                      <a:ext cx="5731510" cy="3856355"/>
+                    </a:xfrm>
+                    <a:prstGeom prst="rect">
+                      <a:avLst/>
+                    </a:prstGeom>
+                  </pic:spPr>
+                </pic:pic>
+              </a:graphicData>
+            </a:graphic>
+          </wp:inline>
+        </w:drawing>
+      </w:r>
+    </w:p>
+    <w:p>
+      <w:pPr>
         <w:pStyle w:val="Heading2"/>
       </w:pPr>
       <w:r>
@@ -812,7 +783,7 @@
                     <pic:cNvPicPr/>
                   </pic:nvPicPr>
                   <pic:blipFill>
-                    <a:blip r:embed="rId15"/>
+                    <a:blip r:embed="rId16"/>
                     <a:stretch>
                       <a:fillRect/>
                     </a:stretch>
@@ -853,6 +824,425 @@
           <w:bCs/>
         </w:rPr>
       </w:pPr>
+      <w:r>
+        <w:rPr>
+          <w:noProof/>
+          <w14:ligatures w14:val="standardContextual"/>
+        </w:rPr>
+        <w:drawing>
+          <wp:inline distT="0" distB="0" distL="0" distR="0" wp14:anchorId="19F030AF" wp14:editId="7631AA4A">
+            <wp:extent cx="5731510" cy="3318510"/>
+            <wp:effectExtent l="0" t="0" r="2540" b="0"/>
+            <wp:docPr id="1304778754" name="Picture 1" descr="A user is working on a project called 'FISA' in a terminal, editing and staging files, and preparing them for a commit.&#10;&#10;AI-generated content may be incorrect."/>
+            <wp:cNvGraphicFramePr>
+              <a:graphicFrameLocks xmlns:a="http://schemas.openxmlformats.org/drawingml/2006/main" noChangeAspect="1"/>
+            </wp:cNvGraphicFramePr>
+            <a:graphic xmlns:a="http://schemas.openxmlformats.org/drawingml/2006/main">
+              <a:graphicData uri="http://schemas.openxmlformats.org/drawingml/2006/picture">
+                <pic:pic xmlns:pic="http://schemas.openxmlformats.org/drawingml/2006/picture">
+                  <pic:nvPicPr>
+                    <pic:cNvPr id="1304778754" name="Picture 1" descr="A user is working on a project called 'FISA' in a terminal, editing and staging files, and preparing them for a commit.&#10;&#10;AI-generated content may be incorrect."/>
+                    <pic:cNvPicPr/>
+                  </pic:nvPicPr>
+                  <pic:blipFill>
+                    <a:blip r:embed="rId17"/>
+                    <a:stretch>
+                      <a:fillRect/>
+                    </a:stretch>
+                  </pic:blipFill>
+                  <pic:spPr>
+                    <a:xfrm>
+                      <a:off x="0" y="0"/>
+                      <a:ext cx="5731510" cy="3318510"/>
+                    </a:xfrm>
+                    <a:prstGeom prst="rect">
+                      <a:avLst/>
+                    </a:prstGeom>
+                  </pic:spPr>
+                </pic:pic>
+              </a:graphicData>
+            </a:graphic>
+          </wp:inline>
+        </w:drawing>
+      </w:r>
+    </w:p>
+    <w:p>
+      <w:pPr>
+        <w:rPr>
+          <w:b/>
+          <w:bCs/>
+        </w:rPr>
+      </w:pPr>
+    </w:p>
+    <w:p>
+      <w:pPr>
+        <w:pStyle w:val="Heading2"/>
+      </w:pPr>
+      <w:r>
+        <w:t>B10. Push feature branch</w:t>
+      </w:r>
+    </w:p>
+    <w:p>
+      <w:r>
+        <w:t>Push the feature branch to GitHub and verify that the remote branch contains the latest relevant commit</w:t>
+      </w:r>
+    </w:p>
+    <w:p>
+      <w:pPr>
+        <w:rPr>
+          <w:b/>
+          <w:bCs/>
+        </w:rPr>
+      </w:pPr>
+      <w:r>
+        <w:rPr>
+          <w:noProof/>
+          <w14:ligatures w14:val="standardContextual"/>
+        </w:rPr>
+        <w:drawing>
+          <wp:inline distT="0" distB="0" distL="0" distR="0" wp14:anchorId="3CDFF699" wp14:editId="149258D3">
+            <wp:extent cx="5731510" cy="1957705"/>
+            <wp:effectExtent l="0" t="0" r="2540" b="4445"/>
+            <wp:docPr id="540193750" name="Picture 1" descr="The text describes a Git command sequence followed by a message from GitHub notifying the user that their repository has been moved, and instructing them to use a new pull request link.&#10;&#10;AI-generated content may be incorrect."/>
+            <wp:cNvGraphicFramePr>
+              <a:graphicFrameLocks xmlns:a="http://schemas.openxmlformats.org/drawingml/2006/main" noChangeAspect="1"/>
+            </wp:cNvGraphicFramePr>
+            <a:graphic xmlns:a="http://schemas.openxmlformats.org/drawingml/2006/main">
+              <a:graphicData uri="http://schemas.openxmlformats.org/drawingml/2006/picture">
+                <pic:pic xmlns:pic="http://schemas.openxmlformats.org/drawingml/2006/picture">
+                  <pic:nvPicPr>
+                    <pic:cNvPr id="540193750" name="Picture 1" descr="The text describes a Git command sequence followed by a message from GitHub notifying the user that their repository has been moved, and instructing them to use a new pull request link.&#10;&#10;AI-generated content may be incorrect."/>
+                    <pic:cNvPicPr/>
+                  </pic:nvPicPr>
+                  <pic:blipFill>
+                    <a:blip r:embed="rId18"/>
+                    <a:stretch>
+                      <a:fillRect/>
+                    </a:stretch>
+                  </pic:blipFill>
+                  <pic:spPr>
+                    <a:xfrm>
+                      <a:off x="0" y="0"/>
+                      <a:ext cx="5731510" cy="1957705"/>
+                    </a:xfrm>
+                    <a:prstGeom prst="rect">
+                      <a:avLst/>
+                    </a:prstGeom>
+                  </pic:spPr>
+                </pic:pic>
+              </a:graphicData>
+            </a:graphic>
+          </wp:inline>
+        </w:drawing>
+      </w:r>
+    </w:p>
+    <w:p>
+      <w:pPr>
+        <w:rPr>
+          <w:b/>
+          <w:bCs/>
+        </w:rPr>
+      </w:pPr>
+      <w:r>
+        <w:rPr>
+          <w:noProof/>
+          <w14:ligatures w14:val="standardContextual"/>
+        </w:rPr>
+        <w:drawing>
+          <wp:inline distT="0" distB="0" distL="0" distR="0" wp14:anchorId="1FA53354" wp14:editId="00565538">
+            <wp:extent cx="5731510" cy="4368800"/>
+            <wp:effectExtent l="0" t="0" r="2540" b="0"/>
+            <wp:docPr id="1667196709" name="Picture 1" descr="The image shows a code repository interface with a recently updated branch, including various commits and a README file, related to the FISA project.&#10;&#10;AI-generated content may be incorrect."/>
+            <wp:cNvGraphicFramePr>
+              <a:graphicFrameLocks xmlns:a="http://schemas.openxmlformats.org/drawingml/2006/main" noChangeAspect="1"/>
+            </wp:cNvGraphicFramePr>
+            <a:graphic xmlns:a="http://schemas.openxmlformats.org/drawingml/2006/main">
+              <a:graphicData uri="http://schemas.openxmlformats.org/drawingml/2006/picture">
+                <pic:pic xmlns:pic="http://schemas.openxmlformats.org/drawingml/2006/picture">
+                  <pic:nvPicPr>
+                    <pic:cNvPr id="1667196709" name="Picture 1" descr="The image shows a code repository interface with a recently updated branch, including various commits and a README file, related to the FISA project.&#10;&#10;AI-generated content may be incorrect."/>
+                    <pic:cNvPicPr/>
+                  </pic:nvPicPr>
+                  <pic:blipFill>
+                    <a:blip r:embed="rId19"/>
+                    <a:stretch>
+                      <a:fillRect/>
+                    </a:stretch>
+                  </pic:blipFill>
+                  <pic:spPr>
+                    <a:xfrm>
+                      <a:off x="0" y="0"/>
+                      <a:ext cx="5731510" cy="4368800"/>
+                    </a:xfrm>
+                    <a:prstGeom prst="rect">
+                      <a:avLst/>
+                    </a:prstGeom>
+                  </pic:spPr>
+                </pic:pic>
+              </a:graphicData>
+            </a:graphic>
+          </wp:inline>
+        </w:drawing>
+      </w:r>
+    </w:p>
+    <w:p>
+      <w:pPr>
+        <w:pStyle w:val="Heading2"/>
+      </w:pPr>
+      <w:r>
+        <w:t>B11. Pull request</w:t>
+      </w:r>
+    </w:p>
+    <w:p>
+      <w:r>
+        <w:t>Open a pull request from the feature branch into the main/default branch. Add a meaningful title and short description explaining the change.</w:t>
+      </w:r>
+    </w:p>
+    <w:p>
+      <w:pPr>
+        <w:rPr>
+          <w:b/>
+          <w:bCs/>
+        </w:rPr>
+      </w:pPr>
+      <w:r>
+        <w:rPr>
+          <w:noProof/>
+          <w14:ligatures w14:val="standardContextual"/>
+        </w:rPr>
+        <w:drawing>
+          <wp:inline distT="0" distB="0" distL="0" distR="0" wp14:anchorId="7A84CDB8" wp14:editId="6607D2B5">
+            <wp:extent cx="5731510" cy="852805"/>
+            <wp:effectExtent l="0" t="0" r="2540" b="4445"/>
+            <wp:docPr id="898911615" name="Picture 1" descr="Compare &amp; Pull Request&#10;&#10;AI-generated content may be incorrect."/>
+            <wp:cNvGraphicFramePr>
+              <a:graphicFrameLocks xmlns:a="http://schemas.openxmlformats.org/drawingml/2006/main" noChangeAspect="1"/>
+            </wp:cNvGraphicFramePr>
+            <a:graphic xmlns:a="http://schemas.openxmlformats.org/drawingml/2006/main">
+              <a:graphicData uri="http://schemas.openxmlformats.org/drawingml/2006/picture">
+                <pic:pic xmlns:pic="http://schemas.openxmlformats.org/drawingml/2006/picture">
+                  <pic:nvPicPr>
+                    <pic:cNvPr id="898911615" name="Picture 1" descr="Compare &amp; Pull Request&#10;&#10;AI-generated content may be incorrect."/>
+                    <pic:cNvPicPr/>
+                  </pic:nvPicPr>
+                  <pic:blipFill>
+                    <a:blip r:embed="rId20"/>
+                    <a:stretch>
+                      <a:fillRect/>
+                    </a:stretch>
+                  </pic:blipFill>
+                  <pic:spPr>
+                    <a:xfrm>
+                      <a:off x="0" y="0"/>
+                      <a:ext cx="5731510" cy="852805"/>
+                    </a:xfrm>
+                    <a:prstGeom prst="rect">
+                      <a:avLst/>
+                    </a:prstGeom>
+                  </pic:spPr>
+                </pic:pic>
+              </a:graphicData>
+            </a:graphic>
+          </wp:inline>
+        </w:drawing>
+      </w:r>
+    </w:p>
+    <w:p>
+      <w:pPr>
+        <w:rPr>
+          <w:b/>
+          <w:bCs/>
+        </w:rPr>
+      </w:pPr>
+      <w:r>
+        <w:rPr>
+          <w:noProof/>
+          <w14:ligatures w14:val="standardContextual"/>
+        </w:rPr>
+        <w:drawing>
+          <wp:inline distT="0" distB="0" distL="0" distR="0" wp14:anchorId="75ADF800" wp14:editId="04453453">
+            <wp:extent cx="5731510" cy="3408680"/>
+            <wp:effectExtent l="0" t="0" r="2540" b="1270"/>
+            <wp:docPr id="1695658066" name="Picture 1" descr="The image shows a text interface on a webpage, possibly a text editor or document editor, with various text input fields for editing, such as adding a title, description, and writing content, and additional options like Markdown support and creating a pull request, with some text formatting and removal of a specific tab.&#10;&#10;AI-generated content may be incorrect."/>
+            <wp:cNvGraphicFramePr>
+              <a:graphicFrameLocks xmlns:a="http://schemas.openxmlformats.org/drawingml/2006/main" noChangeAspect="1"/>
+            </wp:cNvGraphicFramePr>
+            <a:graphic xmlns:a="http://schemas.openxmlformats.org/drawingml/2006/main">
+              <a:graphicData uri="http://schemas.openxmlformats.org/drawingml/2006/picture">
+                <pic:pic xmlns:pic="http://schemas.openxmlformats.org/drawingml/2006/picture">
+                  <pic:nvPicPr>
+                    <pic:cNvPr id="1695658066" name="Picture 1" descr="The image shows a text interface on a webpage, possibly a text editor or document editor, with various text input fields for editing, such as adding a title, description, and writing content, and additional options like Markdown support and creating a pull request, with some text formatting and removal of a specific tab.&#10;&#10;AI-generated content may be incorrect."/>
+                    <pic:cNvPicPr/>
+                  </pic:nvPicPr>
+                  <pic:blipFill>
+                    <a:blip r:embed="rId21"/>
+                    <a:stretch>
+                      <a:fillRect/>
+                    </a:stretch>
+                  </pic:blipFill>
+                  <pic:spPr>
+                    <a:xfrm>
+                      <a:off x="0" y="0"/>
+                      <a:ext cx="5731510" cy="3408680"/>
+                    </a:xfrm>
+                    <a:prstGeom prst="rect">
+                      <a:avLst/>
+                    </a:prstGeom>
+                  </pic:spPr>
+                </pic:pic>
+              </a:graphicData>
+            </a:graphic>
+          </wp:inline>
+        </w:drawing>
+      </w:r>
+    </w:p>
+    <w:p>
+      <w:pPr>
+        <w:rPr>
+          <w:b/>
+          <w:bCs/>
+        </w:rPr>
+      </w:pPr>
+      <w:r>
+        <w:rPr>
+          <w:noProof/>
+          <w14:ligatures w14:val="standardContextual"/>
+        </w:rPr>
+        <w:lastRenderedPageBreak/>
+        <w:drawing>
+          <wp:inline distT="0" distB="0" distL="0" distR="0" wp14:anchorId="1CEE4250" wp14:editId="3058D477">
+            <wp:extent cx="5731510" cy="2675890"/>
+            <wp:effectExtent l="0" t="0" r="2540" b="0"/>
+            <wp:docPr id="1610007914" name="Picture 1" descr="The image shows a code repository interface with a merge request in progress, displaying various commits, conflict status, and options to merge or convert to a draft.&#10;&#10;AI-generated content may be incorrect."/>
+            <wp:cNvGraphicFramePr>
+              <a:graphicFrameLocks xmlns:a="http://schemas.openxmlformats.org/drawingml/2006/main" noChangeAspect="1"/>
+            </wp:cNvGraphicFramePr>
+            <a:graphic xmlns:a="http://schemas.openxmlformats.org/drawingml/2006/main">
+              <a:graphicData uri="http://schemas.openxmlformats.org/drawingml/2006/picture">
+                <pic:pic xmlns:pic="http://schemas.openxmlformats.org/drawingml/2006/picture">
+                  <pic:nvPicPr>
+                    <pic:cNvPr id="1610007914" name="Picture 1" descr="The image shows a code repository interface with a merge request in progress, displaying various commits, conflict status, and options to merge or convert to a draft.&#10;&#10;AI-generated content may be incorrect."/>
+                    <pic:cNvPicPr/>
+                  </pic:nvPicPr>
+                  <pic:blipFill>
+                    <a:blip r:embed="rId22"/>
+                    <a:stretch>
+                      <a:fillRect/>
+                    </a:stretch>
+                  </pic:blipFill>
+                  <pic:spPr>
+                    <a:xfrm>
+                      <a:off x="0" y="0"/>
+                      <a:ext cx="5731510" cy="2675890"/>
+                    </a:xfrm>
+                    <a:prstGeom prst="rect">
+                      <a:avLst/>
+                    </a:prstGeom>
+                  </pic:spPr>
+                </pic:pic>
+              </a:graphicData>
+            </a:graphic>
+          </wp:inline>
+        </w:drawing>
+      </w:r>
+    </w:p>
+    <w:p>
+      <w:pPr>
+        <w:rPr>
+          <w:b/>
+          <w:bCs/>
+        </w:rPr>
+      </w:pPr>
+      <w:r>
+        <w:rPr>
+          <w:noProof/>
+          <w14:ligatures w14:val="standardContextual"/>
+        </w:rPr>
+        <w:drawing>
+          <wp:inline distT="0" distB="0" distL="0" distR="0" wp14:anchorId="15B2F853" wp14:editId="717495F7">
+            <wp:extent cx="5731510" cy="879475"/>
+            <wp:effectExtent l="0" t="0" r="2540" b="0"/>
+            <wp:docPr id="1904073387" name="Picture 1" descr="The image shows a snippet from a commit log, indicating a merge of three commits into the 'colour-fix' branch, with the username 'Ryan-skully' associated with the action.&#10;&#10;AI-generated content may be incorrect."/>
+            <wp:cNvGraphicFramePr>
+              <a:graphicFrameLocks xmlns:a="http://schemas.openxmlformats.org/drawingml/2006/main" noChangeAspect="1"/>
+            </wp:cNvGraphicFramePr>
+            <a:graphic xmlns:a="http://schemas.openxmlformats.org/drawingml/2006/main">
+              <a:graphicData uri="http://schemas.openxmlformats.org/drawingml/2006/picture">
+                <pic:pic xmlns:pic="http://schemas.openxmlformats.org/drawingml/2006/picture">
+                  <pic:nvPicPr>
+                    <pic:cNvPr id="1904073387" name="Picture 1" descr="The image shows a snippet from a commit log, indicating a merge of three commits into the 'colour-fix' branch, with the username 'Ryan-skully' associated with the action.&#10;&#10;AI-generated content may be incorrect."/>
+                    <pic:cNvPicPr/>
+                  </pic:nvPicPr>
+                  <pic:blipFill>
+                    <a:blip r:embed="rId23"/>
+                    <a:stretch>
+                      <a:fillRect/>
+                    </a:stretch>
+                  </pic:blipFill>
+                  <pic:spPr>
+                    <a:xfrm>
+                      <a:off x="0" y="0"/>
+                      <a:ext cx="5731510" cy="879475"/>
+                    </a:xfrm>
+                    <a:prstGeom prst="rect">
+                      <a:avLst/>
+                    </a:prstGeom>
+                  </pic:spPr>
+                </pic:pic>
+              </a:graphicData>
+            </a:graphic>
+          </wp:inline>
+        </w:drawing>
+      </w:r>
+    </w:p>
+    <w:p>
+      <w:pPr>
+        <w:rPr>
+          <w:b/>
+          <w:bCs/>
+        </w:rPr>
+      </w:pPr>
+      <w:r>
+        <w:rPr>
+          <w:noProof/>
+          <w14:ligatures w14:val="standardContextual"/>
+        </w:rPr>
+        <w:drawing>
+          <wp:inline distT="0" distB="0" distL="0" distR="0" wp14:anchorId="49D31683" wp14:editId="0D9E0305">
+            <wp:extent cx="5731510" cy="3525520"/>
+            <wp:effectExtent l="0" t="0" r="2540" b="0"/>
+            <wp:docPr id="1011353069" name="Picture 1"/>
+            <wp:cNvGraphicFramePr>
+              <a:graphicFrameLocks xmlns:a="http://schemas.openxmlformats.org/drawingml/2006/main" noChangeAspect="1"/>
+            </wp:cNvGraphicFramePr>
+            <a:graphic xmlns:a="http://schemas.openxmlformats.org/drawingml/2006/main">
+              <a:graphicData uri="http://schemas.openxmlformats.org/drawingml/2006/picture">
+                <pic:pic xmlns:pic="http://schemas.openxmlformats.org/drawingml/2006/picture">
+                  <pic:nvPicPr>
+                    <pic:cNvPr id="1011353069" name=""/>
+                    <pic:cNvPicPr/>
+                  </pic:nvPicPr>
+                  <pic:blipFill>
+                    <a:blip r:embed="rId24"/>
+                    <a:stretch>
+                      <a:fillRect/>
+                    </a:stretch>
+                  </pic:blipFill>
+                  <pic:spPr>
+                    <a:xfrm>
+                      <a:off x="0" y="0"/>
+                      <a:ext cx="5731510" cy="3525520"/>
+                    </a:xfrm>
+                    <a:prstGeom prst="rect">
+                      <a:avLst/>
+                    </a:prstGeom>
+                  </pic:spPr>
+                </pic:pic>
+              </a:graphicData>
+            </a:graphic>
+          </wp:inline>
+        </w:drawing>
+      </w:r>
     </w:p>
     <w:sectPr>
       <w:pgSz w:w="11906" w:h="16838"/>

--- a/evidence/FISA Project.docx
+++ b/evidence/FISA Project.docx
@@ -129,7 +129,15 @@
     </w:p>
     <w:p>
       <w:r>
-        <w:t>Read the values from the order form. Convert quantity and unit price to numbers before performing arithmetic. Calculate the subtotal as quantity × unit price. Apply a 10% member discount only when the customer is a member. Display a readable summary showing customer name, product, subtotal, discount amount and final total.</w:t>
+        <w:t xml:space="preserve">Read the values from the order form. Convert quantity and unit price to numbers before performing arithmetic. Calculate the subtotal as quantity × unit price. Apply a </w:t>
+      </w:r>
+      <w:proofErr w:type="gramStart"/>
+      <w:r>
+        <w:t>10% member</w:t>
+      </w:r>
+      <w:proofErr w:type="gramEnd"/>
+      <w:r>
+        <w:t xml:space="preserve"> discount only when the customer is a member. Display a readable summary showing customer name, product, subtotal, discount amount and final total.</w:t>
       </w:r>
     </w:p>
     <w:p>
@@ -346,7 +354,31 @@
     </w:p>
     <w:p>
       <w:r>
-        <w:t>Handle the order form submit event in JavaScript and prevent the browser's default submission. Do not process the order when required fields are empty, quantity is not a positive whole number, or unit price is not a valid positive number. Display clear validation feedback using a text-safe DOM approach. When the data is valid, display a success message and continue processing</w:t>
+        <w:t xml:space="preserve">Handle the order form </w:t>
+      </w:r>
+      <w:proofErr w:type="gramStart"/>
+      <w:r>
+        <w:t>submit</w:t>
+      </w:r>
+      <w:proofErr w:type="gramEnd"/>
+      <w:r>
+        <w:t xml:space="preserve"> </w:t>
+      </w:r>
+      <w:proofErr w:type="gramStart"/>
+      <w:r>
+        <w:t>event</w:t>
+      </w:r>
+      <w:proofErr w:type="gramEnd"/>
+      <w:r>
+        <w:t xml:space="preserve"> in JavaScript and </w:t>
+      </w:r>
+      <w:proofErr w:type="gramStart"/>
+      <w:r>
+        <w:t>prevent</w:t>
+      </w:r>
+      <w:proofErr w:type="gramEnd"/>
+      <w:r>
+        <w:t xml:space="preserve"> the browser's default submission. Do not process the order when required fields are empty, quantity is not a positive whole number, or unit price is not a valid positive number. Display clear validation feedback using a text-safe DOM approach. When the data is valid, display a success message and continue processing</w:t>
       </w:r>
     </w:p>
     <w:p>
@@ -540,7 +572,45 @@
     </w:p>
     <w:p>
       <w:r>
-        <w:t>When a valid order is submitted, create an order object and add it to an orders array. Each order must include an id, customerName, productName, finalTotal and status. Display the orders on the page. Add a simple button next to each order that changes its status from Pending to Ready. Update the correct order object and then update the status shown on the page. It is sufficient for the button to perform this one status change.</w:t>
+        <w:t xml:space="preserve">When a valid order is submitted, create an order object and add it to an </w:t>
+      </w:r>
+      <w:proofErr w:type="gramStart"/>
+      <w:r>
+        <w:t>orders</w:t>
+      </w:r>
+      <w:proofErr w:type="gramEnd"/>
+      <w:r>
+        <w:t xml:space="preserve"> array. Each order must include an id, </w:t>
+      </w:r>
+      <w:proofErr w:type="spellStart"/>
+      <w:proofErr w:type="gramStart"/>
+      <w:r>
+        <w:t>customerName</w:t>
+      </w:r>
+      <w:proofErr w:type="spellEnd"/>
+      <w:proofErr w:type="gramEnd"/>
+      <w:r>
+        <w:t xml:space="preserve">, </w:t>
+      </w:r>
+      <w:proofErr w:type="spellStart"/>
+      <w:proofErr w:type="gramStart"/>
+      <w:r>
+        <w:t>productName</w:t>
+      </w:r>
+      <w:proofErr w:type="spellEnd"/>
+      <w:proofErr w:type="gramEnd"/>
+      <w:r>
+        <w:t xml:space="preserve">, </w:t>
+      </w:r>
+      <w:proofErr w:type="spellStart"/>
+      <w:proofErr w:type="gramStart"/>
+      <w:r>
+        <w:t>finalTotal</w:t>
+      </w:r>
+      <w:proofErr w:type="spellEnd"/>
+      <w:proofErr w:type="gramEnd"/>
+      <w:r>
+        <w:t xml:space="preserve"> and status. Display the orders on the page. Add a simple button next to each order that changes its status from Pending to Ready. Update the correct order object and then update the status shown on the page. It is sufficient for the button to perform this one status change.</w:t>
       </w:r>
     </w:p>
     <w:p/>
@@ -625,6 +695,64 @@
     </w:p>
     <w:p>
       <w:pPr>
+        <w:rPr>
+          <w:b/>
+          <w:bCs/>
+        </w:rPr>
+      </w:pPr>
+      <w:r>
+        <w:rPr>
+          <w:noProof/>
+          <w14:ligatures w14:val="standardContextual"/>
+        </w:rPr>
+        <w:lastRenderedPageBreak/>
+        <w:drawing>
+          <wp:inline distT="0" distB="0" distL="0" distR="0" wp14:anchorId="294B5639" wp14:editId="7C8D7C60">
+            <wp:extent cx="5731510" cy="3424555"/>
+            <wp:effectExtent l="0" t="0" r="2540" b="4445"/>
+            <wp:docPr id="1829922917" name="Picture 1"/>
+            <wp:cNvGraphicFramePr>
+              <a:graphicFrameLocks xmlns:a="http://schemas.openxmlformats.org/drawingml/2006/main" noChangeAspect="1"/>
+            </wp:cNvGraphicFramePr>
+            <a:graphic xmlns:a="http://schemas.openxmlformats.org/drawingml/2006/main">
+              <a:graphicData uri="http://schemas.openxmlformats.org/drawingml/2006/picture">
+                <pic:pic xmlns:pic="http://schemas.openxmlformats.org/drawingml/2006/picture">
+                  <pic:nvPicPr>
+                    <pic:cNvPr id="1829922917" name=""/>
+                    <pic:cNvPicPr/>
+                  </pic:nvPicPr>
+                  <pic:blipFill>
+                    <a:blip r:embed="rId14"/>
+                    <a:stretch>
+                      <a:fillRect/>
+                    </a:stretch>
+                  </pic:blipFill>
+                  <pic:spPr>
+                    <a:xfrm>
+                      <a:off x="0" y="0"/>
+                      <a:ext cx="5731510" cy="3424555"/>
+                    </a:xfrm>
+                    <a:prstGeom prst="rect">
+                      <a:avLst/>
+                    </a:prstGeom>
+                  </pic:spPr>
+                </pic:pic>
+              </a:graphicData>
+            </a:graphic>
+          </wp:inline>
+        </w:drawing>
+      </w:r>
+    </w:p>
+    <w:p>
+      <w:pPr>
+        <w:rPr>
+          <w:b/>
+          <w:bCs/>
+        </w:rPr>
+      </w:pPr>
+    </w:p>
+    <w:p>
+      <w:pPr>
         <w:pStyle w:val="Heading2"/>
       </w:pPr>
       <w:r>
@@ -672,7 +800,7 @@
                     <pic:cNvPicPr/>
                   </pic:nvPicPr>
                   <pic:blipFill>
-                    <a:blip r:embed="rId14"/>
+                    <a:blip r:embed="rId15"/>
                     <a:stretch>
                       <a:fillRect/>
                     </a:stretch>
@@ -705,6 +833,7 @@
           <w:noProof/>
           <w14:ligatures w14:val="standardContextual"/>
         </w:rPr>
+        <w:lastRenderedPageBreak/>
         <w:drawing>
           <wp:inline distT="0" distB="0" distL="0" distR="0" wp14:anchorId="2ADD51B2" wp14:editId="203A7EE0">
             <wp:extent cx="5731510" cy="3856355"/>
@@ -721,7 +850,7 @@
                     <pic:cNvPicPr/>
                   </pic:nvPicPr>
                   <pic:blipFill>
-                    <a:blip r:embed="rId15"/>
+                    <a:blip r:embed="rId16"/>
                     <a:stretch>
                       <a:fillRect/>
                     </a:stretch>
@@ -783,7 +912,7 @@
                     <pic:cNvPicPr/>
                   </pic:nvPicPr>
                   <pic:blipFill>
-                    <a:blip r:embed="rId16"/>
+                    <a:blip r:embed="rId17"/>
                     <a:stretch>
                       <a:fillRect/>
                     </a:stretch>
@@ -829,6 +958,7 @@
           <w:noProof/>
           <w14:ligatures w14:val="standardContextual"/>
         </w:rPr>
+        <w:lastRenderedPageBreak/>
         <w:drawing>
           <wp:inline distT="0" distB="0" distL="0" distR="0" wp14:anchorId="19F030AF" wp14:editId="7631AA4A">
             <wp:extent cx="5731510" cy="3318510"/>
@@ -845,7 +975,7 @@
                     <pic:cNvPicPr/>
                   </pic:nvPicPr>
                   <pic:blipFill>
-                    <a:blip r:embed="rId17"/>
+                    <a:blip r:embed="rId18"/>
                     <a:stretch>
                       <a:fillRect/>
                     </a:stretch>
@@ -915,7 +1045,7 @@
                     <pic:cNvPicPr/>
                   </pic:nvPicPr>
                   <pic:blipFill>
-                    <a:blip r:embed="rId18"/>
+                    <a:blip r:embed="rId19"/>
                     <a:stretch>
                       <a:fillRect/>
                     </a:stretch>
@@ -948,6 +1078,7 @@
           <w:noProof/>
           <w14:ligatures w14:val="standardContextual"/>
         </w:rPr>
+        <w:lastRenderedPageBreak/>
         <w:drawing>
           <wp:inline distT="0" distB="0" distL="0" distR="0" wp14:anchorId="1FA53354" wp14:editId="00565538">
             <wp:extent cx="5731510" cy="4368800"/>
@@ -964,7 +1095,7 @@
                     <pic:cNvPicPr/>
                   </pic:nvPicPr>
                   <pic:blipFill>
-                    <a:blip r:embed="rId19"/>
+                    <a:blip r:embed="rId20"/>
                     <a:stretch>
                       <a:fillRect/>
                     </a:stretch>
@@ -1026,7 +1157,7 @@
                     <pic:cNvPicPr/>
                   </pic:nvPicPr>
                   <pic:blipFill>
-                    <a:blip r:embed="rId20"/>
+                    <a:blip r:embed="rId21"/>
                     <a:stretch>
                       <a:fillRect/>
                     </a:stretch>
@@ -1059,6 +1190,7 @@
           <w:noProof/>
           <w14:ligatures w14:val="standardContextual"/>
         </w:rPr>
+        <w:lastRenderedPageBreak/>
         <w:drawing>
           <wp:inline distT="0" distB="0" distL="0" distR="0" wp14:anchorId="75ADF800" wp14:editId="04453453">
             <wp:extent cx="5731510" cy="3408680"/>
@@ -1075,7 +1207,7 @@
                     <pic:cNvPicPr/>
                   </pic:nvPicPr>
                   <pic:blipFill>
-                    <a:blip r:embed="rId21"/>
+                    <a:blip r:embed="rId22"/>
                     <a:stretch>
                       <a:fillRect/>
                     </a:stretch>
@@ -1108,7 +1240,6 @@
           <w:noProof/>
           <w14:ligatures w14:val="standardContextual"/>
         </w:rPr>
-        <w:lastRenderedPageBreak/>
         <w:drawing>
           <wp:inline distT="0" distB="0" distL="0" distR="0" wp14:anchorId="1CEE4250" wp14:editId="3058D477">
             <wp:extent cx="5731510" cy="2675890"/>
@@ -1125,7 +1256,7 @@
                     <pic:cNvPicPr/>
                   </pic:nvPicPr>
                   <pic:blipFill>
-                    <a:blip r:embed="rId22"/>
+                    <a:blip r:embed="rId23"/>
                     <a:stretch>
                       <a:fillRect/>
                     </a:stretch>
@@ -1174,7 +1305,7 @@
                     <pic:cNvPicPr/>
                   </pic:nvPicPr>
                   <pic:blipFill>
-                    <a:blip r:embed="rId23"/>
+                    <a:blip r:embed="rId24"/>
                     <a:stretch>
                       <a:fillRect/>
                     </a:stretch>
@@ -1207,6 +1338,7 @@
           <w:noProof/>
           <w14:ligatures w14:val="standardContextual"/>
         </w:rPr>
+        <w:lastRenderedPageBreak/>
         <w:drawing>
           <wp:inline distT="0" distB="0" distL="0" distR="0" wp14:anchorId="49D31683" wp14:editId="0D9E0305">
             <wp:extent cx="5731510" cy="3525520"/>
@@ -1223,7 +1355,7 @@
                     <pic:cNvPicPr/>
                   </pic:nvPicPr>
                   <pic:blipFill>
-                    <a:blip r:embed="rId24"/>
+                    <a:blip r:embed="rId25"/>
                     <a:stretch>
                       <a:fillRect/>
                     </a:stretch>
